--- a/dijkstrareport.docx
+++ b/dijkstrareport.docx
@@ -17,15 +17,7 @@
           <w:b/>
           <w:bCs/>
         </w:rPr>
-        <w:t xml:space="preserve">CS361 Programming Project: </w:t>
-      </w:r>
-      <w:r>
-        <w:rPr>
-          <w:rFonts w:ascii="Times New Roman" w:hAnsi="Times New Roman" w:cs="Times New Roman"/>
-          <w:b/>
-          <w:bCs/>
-        </w:rPr>
-        <w:t>Dijkstra’s Algorithm</w:t>
+        <w:t>CS361 Programming Project: Dijkstra’s Algorithm</w:t>
       </w:r>
     </w:p>
     <w:p>
@@ -133,7 +125,6 @@
         </w:rPr>
         <w:t xml:space="preserve">The shortest path problem deals with finding the path between two vertices on some domain (like a graph) where the sum of the weights between them are minimized. These weights can describe cost, distance, time, or </w:t>
       </w:r>
-      <w:proofErr w:type="gramStart"/>
       <w:r>
         <w:rPr>
           <w:rFonts w:ascii="Times New Roman" w:hAnsi="Times New Roman" w:cs="Times New Roman"/>
@@ -150,14 +141,7 @@
         <w:rPr>
           <w:rFonts w:ascii="Times New Roman" w:hAnsi="Times New Roman" w:cs="Times New Roman"/>
         </w:rPr>
-        <w:t>of the</w:t>
-      </w:r>
-      <w:proofErr w:type="gramEnd"/>
-      <w:r>
-        <w:rPr>
-          <w:rFonts w:ascii="Times New Roman" w:hAnsi="Times New Roman" w:cs="Times New Roman"/>
-        </w:rPr>
-        <w:t xml:space="preserve"> like</w:t>
+        <w:t>of the like</w:t>
       </w:r>
       <w:r>
         <w:rPr>
@@ -209,35 +193,7 @@
         <w:rPr>
           <w:rFonts w:ascii="Times New Roman" w:hAnsi="Times New Roman" w:cs="Times New Roman"/>
         </w:rPr>
-        <w:t xml:space="preserve"> the distance (weight, cost, </w:t>
-      </w:r>
-      <w:proofErr w:type="spellStart"/>
-      <w:r>
-        <w:rPr>
-          <w:rFonts w:ascii="Times New Roman" w:hAnsi="Times New Roman" w:cs="Times New Roman"/>
-        </w:rPr>
-        <w:t>etc</w:t>
-      </w:r>
-      <w:proofErr w:type="spellEnd"/>
-      <w:r>
-        <w:rPr>
-          <w:rFonts w:ascii="Times New Roman" w:hAnsi="Times New Roman" w:cs="Times New Roman"/>
-        </w:rPr>
-        <w:t>) from one node to all other nodes in the domain (</w:t>
-      </w:r>
-      <w:proofErr w:type="spellStart"/>
-      <w:r>
-        <w:rPr>
-          <w:rFonts w:ascii="Times New Roman" w:hAnsi="Times New Roman" w:cs="Times New Roman"/>
-        </w:rPr>
-        <w:t>ie</w:t>
-      </w:r>
-      <w:proofErr w:type="spellEnd"/>
-      <w:r>
-        <w:rPr>
-          <w:rFonts w:ascii="Times New Roman" w:hAnsi="Times New Roman" w:cs="Times New Roman"/>
-        </w:rPr>
-        <w:t xml:space="preserve"> graph). It works on directed or undirected graphs alike, but all weights must be </w:t>
+        <w:t xml:space="preserve"> the distance (weight, cost, etc) from one node to all other nodes in the domain (ie graph). It works on directed or undirected graphs alike, but all weights must be </w:t>
       </w:r>
       <w:r>
         <w:rPr>
@@ -331,49 +287,7 @@
         <w:rPr>
           <w:rFonts w:ascii="Times New Roman" w:hAnsi="Times New Roman" w:cs="Times New Roman"/>
         </w:rPr>
-        <w:t xml:space="preserve">Described by </w:t>
-      </w:r>
-      <w:proofErr w:type="spellStart"/>
-      <w:r>
-        <w:rPr>
-          <w:rFonts w:ascii="Times New Roman" w:hAnsi="Times New Roman" w:cs="Times New Roman"/>
-        </w:rPr>
-        <w:t>dist</w:t>
-      </w:r>
-      <w:proofErr w:type="spellEnd"/>
-      <w:r>
-        <w:rPr>
-          <w:rFonts w:ascii="Times New Roman" w:hAnsi="Times New Roman" w:cs="Times New Roman"/>
-        </w:rPr>
-        <w:t xml:space="preserve">[v] &gt; </w:t>
-      </w:r>
-      <w:proofErr w:type="spellStart"/>
-      <w:r>
-        <w:rPr>
-          <w:rFonts w:ascii="Times New Roman" w:hAnsi="Times New Roman" w:cs="Times New Roman"/>
-        </w:rPr>
-        <w:t>dist</w:t>
-      </w:r>
-      <w:proofErr w:type="spellEnd"/>
-      <w:r>
-        <w:rPr>
-          <w:rFonts w:ascii="Times New Roman" w:hAnsi="Times New Roman" w:cs="Times New Roman"/>
-        </w:rPr>
-        <w:t>[u] + cost (</w:t>
-      </w:r>
-      <w:proofErr w:type="spellStart"/>
-      <w:r>
-        <w:rPr>
-          <w:rFonts w:ascii="Times New Roman" w:hAnsi="Times New Roman" w:cs="Times New Roman"/>
-        </w:rPr>
-        <w:t>u,v</w:t>
-      </w:r>
-      <w:proofErr w:type="spellEnd"/>
-      <w:r>
-        <w:rPr>
-          <w:rFonts w:ascii="Times New Roman" w:hAnsi="Times New Roman" w:cs="Times New Roman"/>
-        </w:rPr>
-        <w:t>) , where </w:t>
+        <w:t>Described by dist[v] &gt; dist[u] + cost (u,v) , where </w:t>
       </w:r>
       <w:r>
         <w:rPr>
@@ -587,302 +501,264 @@
         </w:rPr>
         <w:t xml:space="preserve"> A priority queue improves this to </w:t>
       </w:r>
-      <w:proofErr w:type="gramStart"/>
       <w:r>
         <w:rPr>
           <w:rFonts w:ascii="Times New Roman" w:hAnsi="Times New Roman" w:cs="Times New Roman"/>
           <w:b/>
           <w:bCs/>
         </w:rPr>
-        <w:t>O((</w:t>
-      </w:r>
-      <w:proofErr w:type="gramEnd"/>
+        <w:t xml:space="preserve">O((V+E)logV) </w:t>
+      </w:r>
+      <w:r>
+        <w:rPr>
+          <w:rFonts w:ascii="Times New Roman" w:hAnsi="Times New Roman" w:cs="Times New Roman"/>
+        </w:rPr>
+        <w:t xml:space="preserve">, where E is the number of edges in the graph.  The space complexity of the </w:t>
+      </w:r>
+      <w:r>
+        <w:rPr>
+          <w:rFonts w:ascii="Times New Roman" w:hAnsi="Times New Roman" w:cs="Times New Roman"/>
+        </w:rPr>
+        <w:t>priority</w:t>
+      </w:r>
+      <w:r>
+        <w:rPr>
+          <w:rFonts w:ascii="Times New Roman" w:hAnsi="Times New Roman" w:cs="Times New Roman"/>
+        </w:rPr>
+        <w:t xml:space="preserve"> queue implementation is O(V</w:t>
+      </w:r>
+      <w:r>
+        <w:rPr>
+          <w:rFonts w:ascii="Times New Roman" w:hAnsi="Times New Roman" w:cs="Times New Roman"/>
+        </w:rPr>
+        <w:t>+E</w:t>
+      </w:r>
+      <w:r>
+        <w:rPr>
+          <w:rFonts w:ascii="Times New Roman" w:hAnsi="Times New Roman" w:cs="Times New Roman"/>
+        </w:rPr>
+        <w:t>)</w:t>
+      </w:r>
+      <w:r>
+        <w:rPr>
+          <w:rFonts w:ascii="Times New Roman" w:hAnsi="Times New Roman" w:cs="Times New Roman"/>
+        </w:rPr>
+        <w:t xml:space="preserve"> when using the adjacency list</w:t>
+      </w:r>
+      <w:r>
+        <w:rPr>
+          <w:rFonts w:ascii="Times New Roman" w:hAnsi="Times New Roman" w:cs="Times New Roman"/>
+        </w:rPr>
+        <w:t xml:space="preserve">, to store the distances and </w:t>
+      </w:r>
+      <w:r>
+        <w:rPr>
+          <w:rFonts w:ascii="Times New Roman" w:hAnsi="Times New Roman" w:cs="Times New Roman"/>
+        </w:rPr>
+        <w:t>predecessors</w:t>
+      </w:r>
+      <w:r>
+        <w:rPr>
+          <w:rFonts w:ascii="Times New Roman" w:hAnsi="Times New Roman" w:cs="Times New Roman"/>
+        </w:rPr>
+        <w:t xml:space="preserve"> of each </w:t>
+      </w:r>
+      <w:r>
+        <w:rPr>
+          <w:rFonts w:ascii="Times New Roman" w:hAnsi="Times New Roman" w:cs="Times New Roman"/>
+        </w:rPr>
+        <w:t>node</w:t>
+      </w:r>
+      <w:r>
+        <w:rPr>
+          <w:rFonts w:ascii="Times New Roman" w:hAnsi="Times New Roman" w:cs="Times New Roman"/>
+        </w:rPr>
+        <w:t xml:space="preserve"> in the graph structure</w:t>
+      </w:r>
+      <w:r>
+        <w:rPr>
+          <w:rFonts w:ascii="Times New Roman" w:hAnsi="Times New Roman" w:cs="Times New Roman"/>
+        </w:rPr>
+        <w:t>.</w:t>
+      </w:r>
+      <w:r>
+        <w:rPr>
+          <w:rFonts w:ascii="Times New Roman" w:hAnsi="Times New Roman" w:cs="Times New Roman"/>
+        </w:rPr>
+        <w:t xml:space="preserve">  This is because the min-heap property of the priority queue keeps the minimum distance vertex at the “top” for easy, quick access, making this </w:t>
+      </w:r>
+      <w:r>
+        <w:rPr>
+          <w:rFonts w:ascii="Times New Roman" w:hAnsi="Times New Roman" w:cs="Times New Roman"/>
+        </w:rPr>
+        <w:t>implementation</w:t>
+      </w:r>
+      <w:r>
+        <w:rPr>
+          <w:rFonts w:ascii="Times New Roman" w:hAnsi="Times New Roman" w:cs="Times New Roman"/>
+        </w:rPr>
+        <w:t xml:space="preserve"> more practical in the real world.  </w:t>
+      </w:r>
+    </w:p>
+    <w:p>
+      <w:pPr>
+        <w:rPr>
+          <w:rFonts w:ascii="Times New Roman" w:hAnsi="Times New Roman" w:cs="Times New Roman"/>
+        </w:rPr>
+      </w:pPr>
+      <w:r>
+        <w:rPr>
+          <w:rFonts w:ascii="Times New Roman" w:hAnsi="Times New Roman" w:cs="Times New Roman"/>
+        </w:rPr>
+        <w:t>7.2</w:t>
+      </w:r>
+    </w:p>
+    <w:p>
+      <w:pPr>
+        <w:rPr>
+          <w:rFonts w:ascii="Times New Roman" w:hAnsi="Times New Roman" w:cs="Times New Roman"/>
+        </w:rPr>
+      </w:pPr>
+      <w:r>
+        <w:rPr>
+          <w:rFonts w:ascii="Times New Roman" w:hAnsi="Times New Roman" w:cs="Times New Roman"/>
+        </w:rPr>
+        <w:t>A dense graph is described as a graph whose number of edges are E=0.5*(V(V-1))/2 or more, where V is the number of vertices in the graph, and noticeably</w:t>
+      </w:r>
+      <w:r>
+        <w:rPr>
+          <w:rFonts w:ascii="Times New Roman" w:hAnsi="Times New Roman" w:cs="Times New Roman"/>
+        </w:rPr>
+        <w:t xml:space="preserve"> and significantly</w:t>
+      </w:r>
+      <w:r>
+        <w:rPr>
+          <w:rFonts w:ascii="Times New Roman" w:hAnsi="Times New Roman" w:cs="Times New Roman"/>
+        </w:rPr>
+        <w:t xml:space="preserve"> increases the runtime of the algorithm.  This is because of the number of relaxations at each step, and a large number of insertions into the queue.</w:t>
+      </w:r>
+      <w:r>
+        <w:rPr>
+          <w:rFonts w:ascii="Times New Roman" w:hAnsi="Times New Roman" w:cs="Times New Roman"/>
+        </w:rPr>
+        <w:t xml:space="preserve">  Because of the large number of edges, this also means that the graph requires more memory.</w:t>
+      </w:r>
+      <w:r>
+        <w:rPr>
+          <w:rFonts w:ascii="Times New Roman" w:hAnsi="Times New Roman" w:cs="Times New Roman"/>
+        </w:rPr>
+        <w:t xml:space="preserve">  This also means storing values in an adjacency list makes more sense because of the large memory requirement (due to number of vertices vs edges vs number of relaxations).  </w:t>
+      </w:r>
+    </w:p>
+    <w:p>
+      <w:pPr>
+        <w:rPr>
+          <w:rFonts w:ascii="Times New Roman" w:hAnsi="Times New Roman" w:cs="Times New Roman"/>
+        </w:rPr>
+      </w:pPr>
+      <w:r>
+        <w:rPr>
+          <w:rFonts w:ascii="Times New Roman" w:hAnsi="Times New Roman" w:cs="Times New Roman"/>
+        </w:rPr>
+        <w:t>7.3</w:t>
+      </w:r>
+    </w:p>
+    <w:p>
+      <w:pPr>
+        <w:rPr>
+          <w:rFonts w:ascii="Times New Roman" w:hAnsi="Times New Roman" w:cs="Times New Roman"/>
+        </w:rPr>
+      </w:pPr>
+      <w:r>
+        <w:rPr>
+          <w:rFonts w:ascii="Times New Roman" w:hAnsi="Times New Roman" w:cs="Times New Roman"/>
+        </w:rPr>
+        <w:t xml:space="preserve">Sparse graphs are described as a graph whose number of edges are E = </w:t>
+      </w:r>
+      <w:r>
+        <w:rPr>
+          <w:rFonts w:ascii="Times New Roman" w:hAnsi="Times New Roman" w:cs="Times New Roman"/>
+        </w:rPr>
+        <w:t>V, 2V, 3V, where V is the number of vertices, the number of edges is exactly, or very close to, the number of vertices.  This is a prime example of when the priority queue implementation would be best, since fewer edges means fewer relaxation calls, and fewer insertions into the queue.  It also has lower memory consumption, since it doesn’t have to store so many edges</w:t>
+      </w:r>
+      <w:r>
+        <w:rPr>
+          <w:rFonts w:ascii="Times New Roman" w:hAnsi="Times New Roman" w:cs="Times New Roman"/>
+        </w:rPr>
+        <w:t xml:space="preserve">. This means sparse graphs are more efficient on time and space.  </w:t>
+      </w:r>
+    </w:p>
+    <w:p>
+      <w:pPr>
+        <w:rPr>
+          <w:rFonts w:ascii="Times New Roman" w:hAnsi="Times New Roman" w:cs="Times New Roman"/>
+        </w:rPr>
+      </w:pPr>
+      <w:r>
+        <w:rPr>
+          <w:rFonts w:ascii="Times New Roman" w:hAnsi="Times New Roman" w:cs="Times New Roman"/>
+        </w:rPr>
+        <w:t>7.4</w:t>
+      </w:r>
+    </w:p>
+    <w:p>
+      <w:pPr>
+        <w:rPr>
+          <w:rFonts w:ascii="Times New Roman" w:hAnsi="Times New Roman" w:cs="Times New Roman"/>
+        </w:rPr>
+      </w:pPr>
+      <w:r>
+        <w:rPr>
+          <w:rFonts w:ascii="Times New Roman" w:hAnsi="Times New Roman" w:cs="Times New Roman"/>
+        </w:rPr>
+        <w:t>This experiment can only show so much in terms of the efficacy of Dijkstra’s Algorithm with both the array and priority queue implementation.  The small example graph sizes provided were unreliable in terms of their time and space output, regardless of how many times they ran individually.  The real world and the shown time and space complexities are more geared towards long term growth and behavior of the algorithm, which is better for real world implementations because real world graphs are not going to be size 10 or less, but closer to several millions or more vertices.  As the experimental graph sizes got bigger, however, we can start to see these behaviors between the dense vs sparse, priority queue vs array, start to shine, significantly so between dense graph representations.</w:t>
+      </w:r>
+    </w:p>
+    <w:p>
+      <w:pPr>
+        <w:rPr>
+          <w:rFonts w:ascii="Times New Roman" w:hAnsi="Times New Roman" w:cs="Times New Roman"/>
+        </w:rPr>
+      </w:pPr>
+      <w:r>
+        <w:rPr>
+          <w:rFonts w:ascii="Times New Roman" w:hAnsi="Times New Roman" w:cs="Times New Roman"/>
+        </w:rPr>
+        <w:t>7.5</w:t>
+      </w:r>
+    </w:p>
+    <w:p>
+      <w:pPr>
+        <w:rPr>
+          <w:rFonts w:ascii="Times New Roman" w:hAnsi="Times New Roman" w:cs="Times New Roman"/>
+        </w:rPr>
+      </w:pPr>
+      <w:r>
+        <w:rPr>
+          <w:rFonts w:ascii="Times New Roman" w:hAnsi="Times New Roman" w:cs="Times New Roman"/>
+        </w:rPr>
+        <w:lastRenderedPageBreak/>
+        <w:t xml:space="preserve">After running both several times, it can be shown that both the array implementation (and both adjacency list and adjacency matrix inputs) and priority queue implementation produced the same shortest path distances on each run.  This was for the provided small sparse and dense graphs.  </w:t>
+      </w:r>
+    </w:p>
+    <w:p>
+      <w:pPr>
+        <w:rPr>
+          <w:rFonts w:ascii="Times New Roman" w:hAnsi="Times New Roman" w:cs="Times New Roman"/>
+        </w:rPr>
+      </w:pPr>
+      <w:r>
+        <w:rPr>
+          <w:rFonts w:ascii="Times New Roman" w:hAnsi="Times New Roman" w:cs="Times New Roman"/>
+        </w:rPr>
+        <w:t xml:space="preserve">I (Ashley) implemented the priority queue version and have a generator that will generate a sparse or dense graph with a given number of vertices.  I gave testing values of 1000 vertices for the sparse graph, and 200 for the dense graph, in the interest of memory and time.  Even with significantly less vertices, the dense graph still took about </w:t>
+      </w:r>
       <w:r>
         <w:rPr>
           <w:rFonts w:ascii="Times New Roman" w:hAnsi="Times New Roman" w:cs="Times New Roman"/>
           <w:b/>
           <w:bCs/>
         </w:rPr>
-        <w:t xml:space="preserve">V+E)logV) </w:t>
-      </w:r>
-      <w:r>
-        <w:rPr>
-          <w:rFonts w:ascii="Times New Roman" w:hAnsi="Times New Roman" w:cs="Times New Roman"/>
-        </w:rPr>
-        <w:t xml:space="preserve">, where E is the number of edges in the graph.  The space complexity of the </w:t>
-      </w:r>
-      <w:r>
-        <w:rPr>
-          <w:rFonts w:ascii="Times New Roman" w:hAnsi="Times New Roman" w:cs="Times New Roman"/>
-        </w:rPr>
-        <w:t>priority</w:t>
-      </w:r>
-      <w:r>
-        <w:rPr>
-          <w:rFonts w:ascii="Times New Roman" w:hAnsi="Times New Roman" w:cs="Times New Roman"/>
-        </w:rPr>
-        <w:t xml:space="preserve"> queue implementation is O(V</w:t>
-      </w:r>
-      <w:r>
-        <w:rPr>
-          <w:rFonts w:ascii="Times New Roman" w:hAnsi="Times New Roman" w:cs="Times New Roman"/>
-        </w:rPr>
-        <w:t>+E</w:t>
-      </w:r>
-      <w:r>
-        <w:rPr>
-          <w:rFonts w:ascii="Times New Roman" w:hAnsi="Times New Roman" w:cs="Times New Roman"/>
-        </w:rPr>
-        <w:t>)</w:t>
-      </w:r>
-      <w:r>
-        <w:rPr>
-          <w:rFonts w:ascii="Times New Roman" w:hAnsi="Times New Roman" w:cs="Times New Roman"/>
-        </w:rPr>
-        <w:t xml:space="preserve"> when using the adjacency list</w:t>
-      </w:r>
-      <w:r>
-        <w:rPr>
-          <w:rFonts w:ascii="Times New Roman" w:hAnsi="Times New Roman" w:cs="Times New Roman"/>
-        </w:rPr>
-        <w:t xml:space="preserve">, to store the distances and </w:t>
-      </w:r>
-      <w:r>
-        <w:rPr>
-          <w:rFonts w:ascii="Times New Roman" w:hAnsi="Times New Roman" w:cs="Times New Roman"/>
-        </w:rPr>
-        <w:t>predecessors</w:t>
-      </w:r>
-      <w:r>
-        <w:rPr>
-          <w:rFonts w:ascii="Times New Roman" w:hAnsi="Times New Roman" w:cs="Times New Roman"/>
-        </w:rPr>
-        <w:t xml:space="preserve"> of each </w:t>
-      </w:r>
-      <w:r>
-        <w:rPr>
-          <w:rFonts w:ascii="Times New Roman" w:hAnsi="Times New Roman" w:cs="Times New Roman"/>
-        </w:rPr>
-        <w:t>node</w:t>
-      </w:r>
-      <w:r>
-        <w:rPr>
-          <w:rFonts w:ascii="Times New Roman" w:hAnsi="Times New Roman" w:cs="Times New Roman"/>
-        </w:rPr>
-        <w:t xml:space="preserve"> in the graph structure</w:t>
-      </w:r>
-      <w:r>
-        <w:rPr>
-          <w:rFonts w:ascii="Times New Roman" w:hAnsi="Times New Roman" w:cs="Times New Roman"/>
-        </w:rPr>
-        <w:t>.</w:t>
-      </w:r>
-      <w:r>
-        <w:rPr>
-          <w:rFonts w:ascii="Times New Roman" w:hAnsi="Times New Roman" w:cs="Times New Roman"/>
-        </w:rPr>
-        <w:t xml:space="preserve">  This is because the </w:t>
-      </w:r>
-      <w:proofErr w:type="gramStart"/>
-      <w:r>
-        <w:rPr>
-          <w:rFonts w:ascii="Times New Roman" w:hAnsi="Times New Roman" w:cs="Times New Roman"/>
-        </w:rPr>
-        <w:t>min</w:t>
-      </w:r>
-      <w:proofErr w:type="gramEnd"/>
-      <w:r>
-        <w:rPr>
-          <w:rFonts w:ascii="Times New Roman" w:hAnsi="Times New Roman" w:cs="Times New Roman"/>
-        </w:rPr>
-        <w:t xml:space="preserve">-heap property of the priority queue keeps the minimum distance vertex at the “top” for easy, quick access, making this </w:t>
-      </w:r>
-      <w:r>
-        <w:rPr>
-          <w:rFonts w:ascii="Times New Roman" w:hAnsi="Times New Roman" w:cs="Times New Roman"/>
-        </w:rPr>
-        <w:t>implementation</w:t>
-      </w:r>
-      <w:r>
-        <w:rPr>
-          <w:rFonts w:ascii="Times New Roman" w:hAnsi="Times New Roman" w:cs="Times New Roman"/>
-        </w:rPr>
-        <w:t xml:space="preserve"> more practical in the real world.  </w:t>
-      </w:r>
-    </w:p>
-    <w:p>
-      <w:pPr>
-        <w:rPr>
-          <w:rFonts w:ascii="Times New Roman" w:hAnsi="Times New Roman" w:cs="Times New Roman"/>
-        </w:rPr>
-      </w:pPr>
-      <w:r>
-        <w:rPr>
-          <w:rFonts w:ascii="Times New Roman" w:hAnsi="Times New Roman" w:cs="Times New Roman"/>
-        </w:rPr>
-        <w:t>7.2</w:t>
-      </w:r>
-    </w:p>
-    <w:p>
-      <w:pPr>
-        <w:rPr>
-          <w:rFonts w:ascii="Times New Roman" w:hAnsi="Times New Roman" w:cs="Times New Roman"/>
-        </w:rPr>
-      </w:pPr>
-      <w:r>
-        <w:rPr>
-          <w:rFonts w:ascii="Times New Roman" w:hAnsi="Times New Roman" w:cs="Times New Roman"/>
-        </w:rPr>
-        <w:t>A dense graph is described as a graph whose number of edges are E=0.5*(V(V-</w:t>
-      </w:r>
-      <w:proofErr w:type="gramStart"/>
-      <w:r>
-        <w:rPr>
-          <w:rFonts w:ascii="Times New Roman" w:hAnsi="Times New Roman" w:cs="Times New Roman"/>
-        </w:rPr>
-        <w:t>1))</w:t>
-      </w:r>
-      <w:proofErr w:type="gramEnd"/>
-      <w:r>
-        <w:rPr>
-          <w:rFonts w:ascii="Times New Roman" w:hAnsi="Times New Roman" w:cs="Times New Roman"/>
-        </w:rPr>
-        <w:t>/2 or more, where V is the number of vertices in the graph, and noticeably</w:t>
-      </w:r>
-      <w:r>
-        <w:rPr>
-          <w:rFonts w:ascii="Times New Roman" w:hAnsi="Times New Roman" w:cs="Times New Roman"/>
-        </w:rPr>
-        <w:t xml:space="preserve"> and significantly</w:t>
-      </w:r>
-      <w:r>
-        <w:rPr>
-          <w:rFonts w:ascii="Times New Roman" w:hAnsi="Times New Roman" w:cs="Times New Roman"/>
-        </w:rPr>
-        <w:t xml:space="preserve"> increases the runtime of the algorithm.  This is because of the number of relaxations at each step, and a large number of insertions into the queue.</w:t>
-      </w:r>
-      <w:r>
-        <w:rPr>
-          <w:rFonts w:ascii="Times New Roman" w:hAnsi="Times New Roman" w:cs="Times New Roman"/>
-        </w:rPr>
-        <w:t xml:space="preserve">  Because of the large number of edges, this also means that the graph requires more memory.</w:t>
-      </w:r>
-      <w:r>
-        <w:rPr>
-          <w:rFonts w:ascii="Times New Roman" w:hAnsi="Times New Roman" w:cs="Times New Roman"/>
-        </w:rPr>
-        <w:t xml:space="preserve">  This also means storing values in an adjacency list makes more sense because of the large memory requirement (due to number of vertices vs edges vs number of relaxations).  </w:t>
-      </w:r>
-    </w:p>
-    <w:p>
-      <w:pPr>
-        <w:rPr>
-          <w:rFonts w:ascii="Times New Roman" w:hAnsi="Times New Roman" w:cs="Times New Roman"/>
-        </w:rPr>
-      </w:pPr>
-      <w:r>
-        <w:rPr>
-          <w:rFonts w:ascii="Times New Roman" w:hAnsi="Times New Roman" w:cs="Times New Roman"/>
-        </w:rPr>
-        <w:t>7.3</w:t>
-      </w:r>
-    </w:p>
-    <w:p>
-      <w:pPr>
-        <w:rPr>
-          <w:rFonts w:ascii="Times New Roman" w:hAnsi="Times New Roman" w:cs="Times New Roman"/>
-        </w:rPr>
-      </w:pPr>
-      <w:r>
-        <w:rPr>
-          <w:rFonts w:ascii="Times New Roman" w:hAnsi="Times New Roman" w:cs="Times New Roman"/>
-        </w:rPr>
-        <w:t xml:space="preserve">Sparse graphs are described as a graph whose number of edges are E = </w:t>
-      </w:r>
-      <w:r>
-        <w:rPr>
-          <w:rFonts w:ascii="Times New Roman" w:hAnsi="Times New Roman" w:cs="Times New Roman"/>
-        </w:rPr>
-        <w:t>V, 2V, 3V, where V is the number of vertices, the number of edges is exactly, or very close to, the number of vertices.  This is a prime example of when the priority queue implementation would be best, since fewer edges means fewer relaxation calls, and fewer insertions into the queue.  It also has lower memory consumption, since it doesn’t have to store so many edges</w:t>
-      </w:r>
-      <w:r>
-        <w:rPr>
-          <w:rFonts w:ascii="Times New Roman" w:hAnsi="Times New Roman" w:cs="Times New Roman"/>
-        </w:rPr>
-        <w:t xml:space="preserve">. This means sparse graphs are more efficient on time and space.  </w:t>
-      </w:r>
-    </w:p>
-    <w:p>
-      <w:pPr>
-        <w:rPr>
-          <w:rFonts w:ascii="Times New Roman" w:hAnsi="Times New Roman" w:cs="Times New Roman"/>
-        </w:rPr>
-      </w:pPr>
-      <w:r>
-        <w:rPr>
-          <w:rFonts w:ascii="Times New Roman" w:hAnsi="Times New Roman" w:cs="Times New Roman"/>
-        </w:rPr>
-        <w:t>7.4</w:t>
-      </w:r>
-    </w:p>
-    <w:p>
-      <w:pPr>
-        <w:rPr>
-          <w:rFonts w:ascii="Times New Roman" w:hAnsi="Times New Roman" w:cs="Times New Roman"/>
-        </w:rPr>
-      </w:pPr>
-      <w:r>
-        <w:rPr>
-          <w:rFonts w:ascii="Times New Roman" w:hAnsi="Times New Roman" w:cs="Times New Roman"/>
-        </w:rPr>
-        <w:t>This experiment can only show so much in terms of the efficacy of Dijkstra’s Algorithm with both the array and priority queue implementation.  The small example graph sizes provided were unreliable in terms of their time and space output, regardless of how many times they ran individually.  The real world and the shown time and space complexities are more geared towards long term growth and behavior of the algorithm, which is better for real world implementations because real world graphs are not going to be size 10 or less, but closer to several millions or more vertices.  As the experimental graph sizes got bigger, however, we can start to see these behaviors between the dense vs sparse, priority queue vs array, start to shine, significantly so between dense graph representations.</w:t>
-      </w:r>
-    </w:p>
-    <w:p>
-      <w:pPr>
-        <w:rPr>
-          <w:rFonts w:ascii="Times New Roman" w:hAnsi="Times New Roman" w:cs="Times New Roman"/>
-        </w:rPr>
-      </w:pPr>
-      <w:r>
-        <w:rPr>
-          <w:rFonts w:ascii="Times New Roman" w:hAnsi="Times New Roman" w:cs="Times New Roman"/>
-        </w:rPr>
-        <w:t>7.5</w:t>
-      </w:r>
-    </w:p>
-    <w:p>
-      <w:pPr>
-        <w:rPr>
-          <w:rFonts w:ascii="Times New Roman" w:hAnsi="Times New Roman" w:cs="Times New Roman"/>
-        </w:rPr>
-      </w:pPr>
-      <w:r>
-        <w:rPr>
-          <w:rFonts w:ascii="Times New Roman" w:hAnsi="Times New Roman" w:cs="Times New Roman"/>
-        </w:rPr>
-        <w:lastRenderedPageBreak/>
-        <w:t xml:space="preserve">After running both several times, it can be shown that both the array implementation (and both adjacency list and adjacency matrix inputs) and priority queue implementation produced the same shortest path distances on each run.  This was for the provided small sparse and dense graphs.  </w:t>
-      </w:r>
-    </w:p>
-    <w:p>
-      <w:pPr>
-        <w:rPr>
-          <w:rFonts w:ascii="Times New Roman" w:hAnsi="Times New Roman" w:cs="Times New Roman"/>
-        </w:rPr>
-      </w:pPr>
-      <w:r>
-        <w:rPr>
-          <w:rFonts w:ascii="Times New Roman" w:hAnsi="Times New Roman" w:cs="Times New Roman"/>
-        </w:rPr>
-        <w:t xml:space="preserve">I (Ashley) implemented the priority queue version and have a generator that will generate a sparse or dense graph with a given number of vertices.  I gave testing values of 1000 vertices for the sparse graph, and 200 for the dense graph, in the interest of memory and time.  Even with significantly less vertices, the dense graph still took about </w:t>
-      </w:r>
-      <w:r>
-        <w:rPr>
-          <w:rFonts w:ascii="Times New Roman" w:hAnsi="Times New Roman" w:cs="Times New Roman"/>
-          <w:b/>
-          <w:bCs/>
-        </w:rPr>
         <w:t>600,000ns longer</w:t>
       </w:r>
       <w:r>
@@ -903,6 +779,12 @@
         </w:rPr>
         <w:t xml:space="preserve"> significantly faster on sparse graphs. </w:t>
       </w:r>
+      <w:r>
+        <w:rPr>
+          <w:rFonts w:ascii="Times New Roman" w:hAnsi="Times New Roman" w:cs="Times New Roman"/>
+        </w:rPr>
+        <w:t>s</w:t>
+      </w:r>
     </w:p>
     <w:p>
       <w:pPr>
@@ -953,14 +835,12 @@
         </w:rPr>
         <w:t xml:space="preserve">As graph sizes grew, the theoretical complexity </w:t>
       </w:r>
-      <w:proofErr w:type="gramStart"/>
-      <w:r>
-        <w:rPr>
-          <w:rFonts w:ascii="Times New Roman" w:hAnsi="Times New Roman" w:cs="Times New Roman"/>
-        </w:rPr>
-        <w:t>become</w:t>
-      </w:r>
-      <w:proofErr w:type="gramEnd"/>
+      <w:r>
+        <w:rPr>
+          <w:rFonts w:ascii="Times New Roman" w:hAnsi="Times New Roman" w:cs="Times New Roman"/>
+        </w:rPr>
+        <w:t>became</w:t>
+      </w:r>
       <w:r>
         <w:rPr>
           <w:rFonts w:ascii="Times New Roman" w:hAnsi="Times New Roman" w:cs="Times New Roman"/>
@@ -1016,14 +896,12 @@
         </w:rPr>
         <w:t xml:space="preserve">, which can </w:t>
       </w:r>
-      <w:proofErr w:type="gramStart"/>
-      <w:r>
-        <w:rPr>
-          <w:rFonts w:ascii="Times New Roman" w:hAnsi="Times New Roman" w:cs="Times New Roman"/>
-        </w:rPr>
-        <w:t>effect</w:t>
-      </w:r>
-      <w:proofErr w:type="gramEnd"/>
+      <w:r>
+        <w:rPr>
+          <w:rFonts w:ascii="Times New Roman" w:hAnsi="Times New Roman" w:cs="Times New Roman"/>
+        </w:rPr>
+        <w:t>affect</w:t>
+      </w:r>
       <w:r>
         <w:rPr>
           <w:rFonts w:ascii="Times New Roman" w:hAnsi="Times New Roman" w:cs="Times New Roman"/>
@@ -1556,16 +1434,8 @@
               <w:rPr>
                 <w:rFonts w:ascii="Times New Roman" w:hAnsi="Times New Roman" w:cs="Times New Roman"/>
               </w:rPr>
-              <w:t xml:space="preserve">Array Adj </w:t>
-            </w:r>
-            <w:proofErr w:type="spellStart"/>
-            <w:r>
-              <w:rPr>
-                <w:rFonts w:ascii="Times New Roman" w:hAnsi="Times New Roman" w:cs="Times New Roman"/>
-              </w:rPr>
-              <w:t>Mtx</w:t>
-            </w:r>
-            <w:proofErr w:type="spellEnd"/>
+              <w:t>Array Adj Mtx</w:t>
+            </w:r>
           </w:p>
         </w:tc>
         <w:tc>
@@ -1748,16 +1618,8 @@
               <w:rPr>
                 <w:rFonts w:ascii="Times New Roman" w:hAnsi="Times New Roman" w:cs="Times New Roman"/>
               </w:rPr>
-              <w:t xml:space="preserve">Array Adj </w:t>
-            </w:r>
-            <w:proofErr w:type="spellStart"/>
-            <w:r>
-              <w:rPr>
-                <w:rFonts w:ascii="Times New Roman" w:hAnsi="Times New Roman" w:cs="Times New Roman"/>
-              </w:rPr>
-              <w:t>Mtx</w:t>
-            </w:r>
-            <w:proofErr w:type="spellEnd"/>
+              <w:t>Array Adj Mtx</w:t>
+            </w:r>
           </w:p>
         </w:tc>
         <w:tc>
@@ -1946,17 +1808,27 @@
                 <w:rFonts w:ascii="Times New Roman" w:hAnsi="Times New Roman" w:cs="Times New Roman"/>
                 <w:highlight w:val="yellow"/>
               </w:rPr>
-              <w:t xml:space="preserve">Array Adj </w:t>
-            </w:r>
-            <w:proofErr w:type="spellStart"/>
-            <w:r>
+              <w:t>Array Adj Mtx</w:t>
+            </w:r>
+          </w:p>
+        </w:tc>
+        <w:tc>
+          <w:tcPr>
+            <w:tcW w:w="1870" w:type="dxa"/>
+          </w:tcPr>
+          <w:p>
+            <w:pPr>
               <w:rPr>
                 <w:rFonts w:ascii="Times New Roman" w:hAnsi="Times New Roman" w:cs="Times New Roman"/>
                 <w:highlight w:val="yellow"/>
               </w:rPr>
-              <w:t>Mtx</w:t>
-            </w:r>
-            <w:proofErr w:type="spellEnd"/>
+            </w:pPr>
+            <w:r>
+              <w:rPr>
+                <w:rFonts w:ascii="Times New Roman" w:hAnsi="Times New Roman" w:cs="Times New Roman"/>
+              </w:rPr>
+              <w:t>340573820</w:t>
+            </w:r>
           </w:p>
         </w:tc>
         <w:tc>
@@ -1970,19 +1842,12 @@
                 <w:highlight w:val="yellow"/>
               </w:rPr>
             </w:pPr>
-          </w:p>
-        </w:tc>
-        <w:tc>
-          <w:tcPr>
-            <w:tcW w:w="1870" w:type="dxa"/>
-          </w:tcPr>
-          <w:p>
-            <w:pPr>
-              <w:rPr>
-                <w:rFonts w:ascii="Times New Roman" w:hAnsi="Times New Roman" w:cs="Times New Roman"/>
-                <w:highlight w:val="yellow"/>
-              </w:rPr>
-            </w:pPr>
+            <w:r>
+              <w:rPr>
+                <w:rFonts w:ascii="Times New Roman" w:hAnsi="Times New Roman" w:cs="Times New Roman"/>
+              </w:rPr>
+              <w:t>101064156</w:t>
+            </w:r>
           </w:p>
         </w:tc>
       </w:tr>
@@ -2092,13 +1957,70 @@
           <w:rFonts w:ascii="Times New Roman" w:hAnsi="Times New Roman" w:cs="Times New Roman"/>
         </w:rPr>
       </w:pPr>
-    </w:p>
-    <w:p>
-      <w:pPr>
-        <w:rPr>
-          <w:rFonts w:ascii="Times New Roman" w:hAnsi="Times New Roman" w:cs="Times New Roman"/>
-        </w:rPr>
-      </w:pPr>
+      <w:r>
+        <w:rPr>
+          <w:rFonts w:ascii="Times New Roman" w:hAnsi="Times New Roman" w:cs="Times New Roman"/>
+        </w:rPr>
+        <w:t xml:space="preserve">I (Noah) implemented a Dijkstra algorithm using an array instead of a min heap. For my random testing of sparse and dense graphs, I made a function that takes in two important parameters, V as the number of </w:t>
+      </w:r>
+      <w:r>
+        <w:rPr>
+          <w:rFonts w:ascii="Times New Roman" w:hAnsi="Times New Roman" w:cs="Times New Roman"/>
+        </w:rPr>
+        <w:t>vertices, and</w:t>
+      </w:r>
+      <w:r>
+        <w:rPr>
+          <w:rFonts w:ascii="Times New Roman" w:hAnsi="Times New Roman" w:cs="Times New Roman"/>
+        </w:rPr>
+        <w:t xml:space="preserve"> density as a double between 0 and 1, which acts as a percentage of how many of the total vertices it is connected to.</w:t>
+      </w:r>
+    </w:p>
+    <w:p>
+      <w:pPr>
+        <w:rPr>
+          <w:rFonts w:ascii="Times New Roman" w:hAnsi="Times New Roman" w:cs="Times New Roman"/>
+        </w:rPr>
+      </w:pPr>
+      <w:r>
+        <w:rPr>
+          <w:rFonts w:ascii="Times New Roman" w:hAnsi="Times New Roman" w:cs="Times New Roman"/>
+        </w:rPr>
+        <w:lastRenderedPageBreak/>
+        <w:t>For my sparse graphs I had a density of 0.2, and a Vertice count of 1000.</w:t>
+      </w:r>
+      <w:r>
+        <w:rPr>
+          <w:rFonts w:ascii="Times New Roman" w:hAnsi="Times New Roman" w:cs="Times New Roman"/>
+        </w:rPr>
+        <w:t xml:space="preserve"> My total time and total memory for the Matrix based and array based were pretty much the same. The matrix seemed to use slightly more time, while having slightly less memory usage.</w:t>
+      </w:r>
+    </w:p>
+    <w:p>
+      <w:pPr>
+        <w:rPr>
+          <w:rFonts w:ascii="Times New Roman" w:hAnsi="Times New Roman" w:cs="Times New Roman"/>
+        </w:rPr>
+      </w:pPr>
+      <w:r>
+        <w:rPr>
+          <w:rFonts w:ascii="Times New Roman" w:hAnsi="Times New Roman" w:cs="Times New Roman"/>
+        </w:rPr>
+        <w:t>For dense graphs, I used a density of 0.9. The results of this were a lot more dramatic. The time it took for the List based graph to run as compared to the matrix-based graphs was almost double, while the memory the List based graph took was around 4/3 times worse.</w:t>
+      </w:r>
+    </w:p>
+    <w:p>
+      <w:pPr>
+        <w:rPr>
+          <w:rFonts w:ascii="Times New Roman" w:hAnsi="Times New Roman" w:cs="Times New Roman"/>
+        </w:rPr>
+      </w:pPr>
+      <w:r>
+        <w:rPr>
+          <w:rFonts w:ascii="Times New Roman" w:hAnsi="Times New Roman" w:cs="Times New Roman"/>
+        </w:rPr>
+        <w:t>In conclusion, in a sparse graph, with an array-based Dijkstra algorithm, whether you represent your graph as a matrix or list does not really matter too much, but with a dense graph, it is much more in your interest to use a matrix as opposed to a list.</w:t>
+      </w:r>
     </w:p>
     <w:p>
       <w:pPr>
@@ -2798,6 +2720,7 @@
   <w:style w:type="character" w:default="1" w:styleId="DefaultParagraphFont">
     <w:name w:val="Default Paragraph Font"/>
     <w:uiPriority w:val="1"/>
+    <w:semiHidden/>
     <w:unhideWhenUsed/>
   </w:style>
   <w:style w:type="table" w:default="1" w:styleId="TableNormal">
